--- a/tillsyn/A 70266-2018 tillsynsbegäran.docx
+++ b/tillsyn/A 70266-2018 tillsynsbegäran.docx
@@ -297,7 +297,7 @@
     <w:r>
       <w:tab/>
       <w:tab/>
-      <w:t>2024-02-15</w:t>
+      <w:t>2024-02-16</w:t>
       <w:br/>
       <w:br/>
     </w:r>

--- a/tillsyn/A 70266-2018 tillsynsbegäran.docx
+++ b/tillsyn/A 70266-2018 tillsynsbegäran.docx
@@ -297,7 +297,7 @@
     <w:r>
       <w:tab/>
       <w:tab/>
-      <w:t>2024-02-16</w:t>
+      <w:t>2024-02-19</w:t>
       <w:br/>
       <w:br/>
     </w:r>

--- a/tillsyn/A 70266-2018 tillsynsbegäran.docx
+++ b/tillsyn/A 70266-2018 tillsynsbegäran.docx
@@ -297,7 +297,7 @@
     <w:r>
       <w:tab/>
       <w:tab/>
-      <w:t>2024-02-19</w:t>
+      <w:t>2024-02-21</w:t>
       <w:br/>
       <w:br/>
     </w:r>

--- a/tillsyn/A 70266-2018 tillsynsbegäran.docx
+++ b/tillsyn/A 70266-2018 tillsynsbegäran.docx
@@ -297,7 +297,7 @@
     <w:r>
       <w:tab/>
       <w:tab/>
-      <w:t>2024-02-21</w:t>
+      <w:t>2024-02-22</w:t>
       <w:br/>
       <w:br/>
     </w:r>

--- a/tillsyn/A 70266-2018 tillsynsbegäran.docx
+++ b/tillsyn/A 70266-2018 tillsynsbegäran.docx
@@ -297,7 +297,7 @@
     <w:r>
       <w:tab/>
       <w:tab/>
-      <w:t>2024-02-22</w:t>
+      <w:t>2024-02-23</w:t>
       <w:br/>
       <w:br/>
     </w:r>

--- a/tillsyn/A 70266-2018 tillsynsbegäran.docx
+++ b/tillsyn/A 70266-2018 tillsynsbegäran.docx
@@ -102,13 +102,9 @@
       <w:r>
         <w:t>Följande fridlysta arter har sina livsmiljöer och växtplatser i den avverkningsanmälda skogen: järpe (NT, §4).</w:t>
       </w:r>
-      <w:r>
-        <w:t xml:space="preserve"> I BILAGA 1 finns information om ekologi samt krav på livsmiljö hos fridlysta arter.</w:t>
-      </w:r>
     </w:p>
     <w:p>
       <w:r>
-        <w:br/>
         <w:t xml:space="preserve">Observera att medlemsländerna är skyldiga att agera i enlighet med EU:s fågeldirektiv där det uttryckligen står att direktivet gäller för fåglar samt för deras ägg, bon och </w:t>
       </w:r>
       <w:r>
@@ -119,6 +115,22 @@
       </w:r>
       <w:r>
         <w:t>(artikel 1). Vidare att de åtgärder som vidtas inte får leda till en försämring av den nuvarande situationen beträffande bevarandet av de fågelarter som avses i artikel 1 (artikel 13). Fågeldirektivet är styrande för tillsynsansvariga myndigheters ärendehantering, ställningstaganden och beslutsfattande.</w:t>
+      </w:r>
+    </w:p>
+    <w:p>
+      <w:r>
+        <w:rPr>
+          <w:b/>
+        </w:rPr>
+        <w:t>Järpe (NT, §4)</w:t>
+      </w:r>
+      <w:r>
+        <w:t xml:space="preserve">, rödlistad som nära hotad och prioriterad art i Skogsvårdslagen har häckningsrevir i avverkningsanmälan. Arten har minskat med 25 (10 - 40) % under de senaste 12 åren och är mycket stationär inom sitt revir som är minst 25 hektar stort. Dess livsmiljöer utgörs av tät barrskog med inblandning av lövträd och en väl utvecklad flerskiktad struktur med bärris och yngre eller undertryckta, täta granar i ett lägre skikt, ofta utmed bäckar och åar inne i den skyddande granskogen. Järpen överlever inte om dess livsmiljö kalavverkas och är även känslig för röjning, gallring och avverkning där unga granar och lövträd inte sparas i tillräcklig omfattning (SLU Artdatabanken, 2022). </w:t>
+      </w:r>
+    </w:p>
+    <w:p>
+      <w:r>
+        <w:t>I BILAGA 1 finns mer detaljerad information om ekologi samt krav på livsmiljö hos fridlysta arter.</w:t>
       </w:r>
     </w:p>
     <w:p>
@@ -297,7 +309,7 @@
     <w:r>
       <w:tab/>
       <w:tab/>
-      <w:t>2024-02-23</w:t>
+      <w:t>2024-02-24</w:t>
       <w:br/>
       <w:br/>
     </w:r>

--- a/tillsyn/A 70266-2018 tillsynsbegäran.docx
+++ b/tillsyn/A 70266-2018 tillsynsbegäran.docx
@@ -309,7 +309,7 @@
     <w:r>
       <w:tab/>
       <w:tab/>
-      <w:t>2024-02-24</w:t>
+      <w:t>2024-02-25</w:t>
       <w:br/>
       <w:br/>
     </w:r>

--- a/tillsyn/A 70266-2018 tillsynsbegäran.docx
+++ b/tillsyn/A 70266-2018 tillsynsbegäran.docx
@@ -40,7 +40,7 @@
     </w:p>
     <w:p>
       <w:r>
-        <w:t>De påträffade naturvårdsarterna är ett tydligt kvitto på att detta rör sig om en skog med mycket höga naturvärden. I Figur 1 visas en karta över det avverkningsanmälda området, där samtliga fyndplatser för naturvårdsarter som finns registrerade på Artportalen har markerats.</w:t>
+        <w:t>De påträffade naturvårdsarterna är ett tydligt kvitto på att detta rör sig om en skog med höga naturvärden. I Figur 1 visas en karta över det avverkningsanmälda området, där samtliga fyndplatser för naturvårdsarter som finns registrerade på Artportalen har markerats.</w:t>
       </w:r>
     </w:p>
     <w:p>
@@ -309,7 +309,7 @@
     <w:r>
       <w:tab/>
       <w:tab/>
-      <w:t>2024-02-25</w:t>
+      <w:t>2024-02-26</w:t>
       <w:br/>
       <w:br/>
     </w:r>

--- a/tillsyn/A 70266-2018 tillsynsbegäran.docx
+++ b/tillsyn/A 70266-2018 tillsynsbegäran.docx
@@ -309,7 +309,7 @@
     <w:r>
       <w:tab/>
       <w:tab/>
-      <w:t>2024-02-26</w:t>
+      <w:t>2024-02-27</w:t>
       <w:br/>
       <w:br/>
     </w:r>

--- a/tillsyn/A 70266-2018 tillsynsbegäran.docx
+++ b/tillsyn/A 70266-2018 tillsynsbegäran.docx
@@ -309,7 +309,7 @@
     <w:r>
       <w:tab/>
       <w:tab/>
-      <w:t>2024-02-27</w:t>
+      <w:t>2024-02-28</w:t>
       <w:br/>
       <w:br/>
     </w:r>

--- a/tillsyn/A 70266-2018 tillsynsbegäran.docx
+++ b/tillsyn/A 70266-2018 tillsynsbegäran.docx
@@ -309,7 +309,7 @@
     <w:r>
       <w:tab/>
       <w:tab/>
-      <w:t>2024-02-28</w:t>
+      <w:t>2024-02-29</w:t>
       <w:br/>
       <w:br/>
     </w:r>

--- a/tillsyn/A 70266-2018 tillsynsbegäran.docx
+++ b/tillsyn/A 70266-2018 tillsynsbegäran.docx
@@ -309,7 +309,7 @@
     <w:r>
       <w:tab/>
       <w:tab/>
-      <w:t>2024-02-29</w:t>
+      <w:t>2024-03-01</w:t>
       <w:br/>
       <w:br/>
     </w:r>

--- a/tillsyn/A 70266-2018 tillsynsbegäran.docx
+++ b/tillsyn/A 70266-2018 tillsynsbegäran.docx
@@ -309,7 +309,7 @@
     <w:r>
       <w:tab/>
       <w:tab/>
-      <w:t>2024-03-01</w:t>
+      <w:t>2024-03-02</w:t>
       <w:br/>
       <w:br/>
     </w:r>

--- a/tillsyn/A 70266-2018 tillsynsbegäran.docx
+++ b/tillsyn/A 70266-2018 tillsynsbegäran.docx
@@ -309,7 +309,7 @@
     <w:r>
       <w:tab/>
       <w:tab/>
-      <w:t>2024-03-02</w:t>
+      <w:t>2024-03-03</w:t>
       <w:br/>
       <w:br/>
     </w:r>

--- a/tillsyn/A 70266-2018 tillsynsbegäran.docx
+++ b/tillsyn/A 70266-2018 tillsynsbegäran.docx
@@ -309,7 +309,7 @@
     <w:r>
       <w:tab/>
       <w:tab/>
-      <w:t>2024-03-03</w:t>
+      <w:t>2024-03-04</w:t>
       <w:br/>
       <w:br/>
     </w:r>

--- a/tillsyn/A 70266-2018 tillsynsbegäran.docx
+++ b/tillsyn/A 70266-2018 tillsynsbegäran.docx
@@ -309,7 +309,7 @@
     <w:r>
       <w:tab/>
       <w:tab/>
-      <w:t>2024-03-04</w:t>
+      <w:t>2024-03-05</w:t>
       <w:br/>
       <w:br/>
     </w:r>

--- a/tillsyn/A 70266-2018 tillsynsbegäran.docx
+++ b/tillsyn/A 70266-2018 tillsynsbegäran.docx
@@ -309,7 +309,7 @@
     <w:r>
       <w:tab/>
       <w:tab/>
-      <w:t>2024-03-05</w:t>
+      <w:t>2024-03-06</w:t>
       <w:br/>
       <w:br/>
     </w:r>

--- a/tillsyn/A 70266-2018 tillsynsbegäran.docx
+++ b/tillsyn/A 70266-2018 tillsynsbegäran.docx
@@ -309,7 +309,7 @@
     <w:r>
       <w:tab/>
       <w:tab/>
-      <w:t>2024-03-06</w:t>
+      <w:t>2024-03-07</w:t>
       <w:br/>
       <w:br/>
     </w:r>

--- a/tillsyn/A 70266-2018 tillsynsbegäran.docx
+++ b/tillsyn/A 70266-2018 tillsynsbegäran.docx
@@ -309,7 +309,7 @@
     <w:r>
       <w:tab/>
       <w:tab/>
-      <w:t>2024-03-07</w:t>
+      <w:t>2024-03-08</w:t>
       <w:br/>
       <w:br/>
     </w:r>

--- a/tillsyn/A 70266-2018 tillsynsbegäran.docx
+++ b/tillsyn/A 70266-2018 tillsynsbegäran.docx
@@ -309,7 +309,7 @@
     <w:r>
       <w:tab/>
       <w:tab/>
-      <w:t>2024-03-08</w:t>
+      <w:t>2024-03-09</w:t>
       <w:br/>
       <w:br/>
     </w:r>

--- a/tillsyn/A 70266-2018 tillsynsbegäran.docx
+++ b/tillsyn/A 70266-2018 tillsynsbegäran.docx
@@ -309,7 +309,7 @@
     <w:r>
       <w:tab/>
       <w:tab/>
-      <w:t>2024-03-09</w:t>
+      <w:t>2024-03-10</w:t>
       <w:br/>
       <w:br/>
     </w:r>

--- a/tillsyn/A 70266-2018 tillsynsbegäran.docx
+++ b/tillsyn/A 70266-2018 tillsynsbegäran.docx
@@ -309,7 +309,7 @@
     <w:r>
       <w:tab/>
       <w:tab/>
-      <w:t>2024-03-10</w:t>
+      <w:t>2024-03-11</w:t>
       <w:br/>
       <w:br/>
     </w:r>

--- a/tillsyn/A 70266-2018 tillsynsbegäran.docx
+++ b/tillsyn/A 70266-2018 tillsynsbegäran.docx
@@ -309,7 +309,7 @@
     <w:r>
       <w:tab/>
       <w:tab/>
-      <w:t>2024-03-11</w:t>
+      <w:t>2024-03-12</w:t>
       <w:br/>
       <w:br/>
     </w:r>

--- a/tillsyn/A 70266-2018 tillsynsbegäran.docx
+++ b/tillsyn/A 70266-2018 tillsynsbegäran.docx
@@ -309,7 +309,7 @@
     <w:r>
       <w:tab/>
       <w:tab/>
-      <w:t>2024-03-12</w:t>
+      <w:t>2024-03-13</w:t>
       <w:br/>
       <w:br/>
     </w:r>
